--- a/reports/MLOps_Assignment_Report_2025AE05664.docx
+++ b/reports/MLOps_Assignment_Report_2025AE05664.docx
@@ -68,23 +68,7 @@
         <w:pStyle w:val="ListBullet"/>
       </w:pPr>
       <w:r>
-        <w:t xml:space="preserve">python -m </w:t>
-      </w:r>
-      <w:proofErr w:type="gramStart"/>
-      <w:r>
-        <w:t>venv .venv</w:t>
-      </w:r>
-      <w:proofErr w:type="gramEnd"/>
-      <w:r>
-        <w:t xml:space="preserve"> &amp;&amp; </w:t>
-      </w:r>
-      <w:proofErr w:type="gramStart"/>
-      <w:r>
-        <w:t>source .venv</w:t>
-      </w:r>
-      <w:proofErr w:type="gramEnd"/>
-      <w:r>
-        <w:t>/bin/activate</w:t>
+        <w:t>python -m venv .venv &amp;&amp; source .venv/bin/activate</w:t>
       </w:r>
     </w:p>
     <w:p>
@@ -116,23 +100,7 @@
         <w:pStyle w:val="ListBullet"/>
       </w:pPr>
       <w:r>
-        <w:t xml:space="preserve">python -m </w:t>
-      </w:r>
-      <w:proofErr w:type="gramStart"/>
-      <w:r>
-        <w:t>src.train</w:t>
-      </w:r>
-      <w:proofErr w:type="gramEnd"/>
-      <w:r>
-        <w:t xml:space="preserve">                    # MLflow runs </w:t>
-      </w:r>
-      <w:proofErr w:type="gramStart"/>
-      <w:r>
-        <w:t>in .</w:t>
-      </w:r>
-      <w:proofErr w:type="gramEnd"/>
-      <w:r>
-        <w:t>/mlruns, model in models/</w:t>
+        <w:t>python -m src.train                    # MLflow runs in ./mlruns, model in models/</w:t>
       </w:r>
     </w:p>
     <w:p>
@@ -140,41 +108,23 @@
         <w:pStyle w:val="ListBullet"/>
       </w:pPr>
       <w:r>
-        <w:t>mlflow ui --backend-store-</w:t>
-      </w:r>
-      <w:proofErr w:type="gramStart"/>
-      <w:r>
-        <w:t>uri .</w:t>
-      </w:r>
-      <w:proofErr w:type="gramEnd"/>
-      <w:r>
-        <w:t>/mlruns # browse experiments</w:t>
+        <w:t>mlflow ui --backend-store-uri ./mlruns # browse experiments</w:t>
       </w:r>
     </w:p>
     <w:p>
       <w:pPr>
         <w:pStyle w:val="ListBullet"/>
       </w:pPr>
-      <w:proofErr w:type="gramStart"/>
       <w:r>
         <w:t>pytest -v</w:t>
       </w:r>
-      <w:proofErr w:type="gramEnd"/>
     </w:p>
     <w:p>
       <w:pPr>
         <w:pStyle w:val="ListBullet"/>
       </w:pPr>
       <w:r>
-        <w:t>docker build -t heart-</w:t>
-      </w:r>
-      <w:proofErr w:type="gramStart"/>
-      <w:r>
-        <w:t>api .</w:t>
-      </w:r>
-      <w:proofErr w:type="gramEnd"/>
-      <w:r>
-        <w:t xml:space="preserve"> &amp;&amp; docker run -p 8000:8000 heart-api</w:t>
+        <w:t>docker build -t heart-api . &amp;&amp; docker run -p 8000:8000 heart-api</w:t>
       </w:r>
     </w:p>
     <w:p>
@@ -195,15 +145,7 @@
     </w:p>
     <w:p>
       <w:r>
-        <w:t xml:space="preserve">The Cleveland subset of the UCI Heart Disease dataset has 303 rows and 13 predictors plus a 0-4 diagnosis column. The diagnosis was binarised (0 = no disease, 1-4 = disease). After removing duplicates, 303 rows remain: 164 without and 139 with disease (45.9% positive), so the classes are reasonably </w:t>
-      </w:r>
-      <w:proofErr w:type="gramStart"/>
-      <w:r>
-        <w:t>balanced</w:t>
-      </w:r>
-      <w:proofErr w:type="gramEnd"/>
-      <w:r>
-        <w:t xml:space="preserve"> and accuracy is meaningful alongside recall and ROC-AUC.</w:t>
+        <w:t>The Cleveland subset of the UCI Heart Disease dataset has 303 rows and 13 predictors plus a 0-4 diagnosis column. The diagnosis was binarised (0 = no disease, 1-4 = disease). After removing duplicates, 303 rows remain: 164 without and 139 with disease (45.9% positive), so the classes are reasonably balanced and accuracy is meaningful alongside recall and ROC-AUC.</w:t>
       </w:r>
     </w:p>
     <w:p>
@@ -428,15 +370,7 @@
     </w:p>
     <w:p>
       <w:r>
-        <w:t xml:space="preserve">A single scikit-learn ColumnTransformer is used for both training and </w:t>
-      </w:r>
-      <w:proofErr w:type="gramStart"/>
-      <w:r>
-        <w:t>serving:</w:t>
-      </w:r>
-      <w:proofErr w:type="gramEnd"/>
-      <w:r>
-        <w:t xml:space="preserve"> numeric features (age, trestbps, chol, thalach, oldpeak) are median-imputed and standardised; categorical codes (sex, cp, fbs, restecg, exang, slope, ca, thal) are mode-imputed and one-hot encoded with </w:t>
+        <w:t xml:space="preserve">A single scikit-learn ColumnTransformer is used for both training and serving: numeric features (age, trestbps, chol, thalach, oldpeak) are median-imputed and standardised; categorical codes (sex, cp, fbs, restecg, exang, slope, ca, thal) are mode-imputed and one-hot encoded with </w:t>
       </w:r>
       <w:r>
         <w:lastRenderedPageBreak/>
@@ -445,15 +379,7 @@
     </w:p>
     <w:p>
       <w:r>
-        <w:t xml:space="preserve">Data was split 80/20 (stratified, seed 42). Logistic Regression and Random Forest were tuned with GridSearchCV (5-fold stratified CV, ROC-AUC as the objective) on the training split only. The final model is chosen by </w:t>
-      </w:r>
-      <w:proofErr w:type="gramStart"/>
-      <w:r>
-        <w:t>mean</w:t>
-      </w:r>
-      <w:proofErr w:type="gramEnd"/>
-      <w:r>
-        <w:t xml:space="preserve"> cross-validated ROC-AUC; the hold-out test set is used only for the final report.</w:t>
+        <w:t>Data was split 80/20 (stratified, seed 42). Logistic Regression and Random Forest were tuned with GridSearchCV (5-fold stratified CV, ROC-AUC as the objective) on the training split only. The final model is chosen by mean cross-validated ROC-AUC; the hold-out test set is used only for the final report.</w:t>
       </w:r>
     </w:p>
     <w:tbl>
@@ -717,23 +643,7 @@
     <w:p>
       <w:r>
         <w:br/>
-        <w:t xml:space="preserve">Selected model: logistic_regression with </w:t>
-      </w:r>
-      <w:proofErr w:type="gramStart"/>
-      <w:r>
-        <w:t>parameters {'</w:t>
-      </w:r>
-      <w:proofErr w:type="gramEnd"/>
-      <w:r>
-        <w:t>clf__C': '</w:t>
-      </w:r>
-      <w:proofErr w:type="gramStart"/>
-      <w:r>
-        <w:t>1.0'}</w:t>
-      </w:r>
-      <w:proofErr w:type="gramEnd"/>
-      <w:r>
-        <w:t>.</w:t>
+        <w:t>Selected model: logistic_regression with parameters {'clf__C': '1.0'}.</w:t>
       </w:r>
     </w:p>
     <w:p>
@@ -830,15 +740,7 @@
     </w:p>
     <w:p>
       <w:r>
-        <w:t>Every request is logged as one JSON line (timestamp, request id, method, path, status, latency, prediction). /</w:t>
-      </w:r>
-      <w:proofErr w:type="gramStart"/>
-      <w:r>
-        <w:t>metrics</w:t>
-      </w:r>
-      <w:proofErr w:type="gramEnd"/>
-      <w:r>
-        <w:t xml:space="preserve"> exposes request counts by endpoint/status, predictions per class and a latency histogram; Prometheus scrapes it and a provisioned Grafana dashboard shows request rate, p95 latency, prediction mix and error rate (monitoring/docker-compose.yml).</w:t>
+        <w:t>Every request is logged as one JSON line (timestamp, request id, method, path, status, latency, prediction). /metrics exposes request counts by endpoint/status, predictions per class and a latency histogram; Prometheus scrapes it and a provisioned Grafana dashboard shows request rate, p95 latency, prediction mix and error rate (monitoring/docker-compose.yml).</w:t>
       </w:r>
     </w:p>
     <w:p>
@@ -1133,7 +1035,21 @@
           <w:i/>
           <w:iCs/>
         </w:rPr>
-        <w:t xml:space="preserve">Gi </w:t>
+        <w:t>Gi</w:t>
+      </w:r>
+      <w:r>
+        <w:rPr>
+          <w:i/>
+          <w:iCs/>
+        </w:rPr>
+        <w:t>t</w:t>
+      </w:r>
+      <w:r>
+        <w:rPr>
+          <w:i/>
+          <w:iCs/>
+        </w:rPr>
+        <w:t xml:space="preserve"> </w:t>
       </w:r>
       <w:r>
         <w:rPr>
@@ -1143,7 +1059,6 @@
         <w:t>uploaded artifacts</w:t>
       </w:r>
     </w:p>
-    <w:p/>
     <w:p>
       <w:r>
         <w:rPr>
@@ -1187,9 +1102,18 @@
       </w:r>
     </w:p>
     <w:p>
+      <w:pPr>
+        <w:rPr>
+          <w:i/>
+          <w:iCs/>
+        </w:rPr>
+      </w:pPr>
       <w:r>
-        <w:lastRenderedPageBreak/>
-        <w:t>[MISSING: docker_build.png - Docker image build]</w:t>
+        <w:rPr>
+          <w:i/>
+          <w:iCs/>
+        </w:rPr>
+        <w:t>Docker image build</w:t>
       </w:r>
     </w:p>
     <w:p>
@@ -1197,6 +1121,7 @@
         <w:rPr>
           <w:noProof/>
         </w:rPr>
+        <w:lastRenderedPageBreak/>
         <w:drawing>
           <wp:inline distT="0" distB="0" distL="0" distR="0" wp14:anchorId="425AE7A1" wp14:editId="3474EB53">
             <wp:extent cx="5486400" cy="1005790"/>
@@ -1239,25 +1164,13 @@
         <w:rPr>
           <w:i/>
         </w:rPr>
-        <w:t>Container running and answering /predict</w:t>
+        <w:t>Container running and answering /predic</w:t>
       </w:r>
-    </w:p>
-    <w:p>
       <w:r>
-        <w:t xml:space="preserve">[MISSING: kubectl_get_all.png - kubectl get </w:t>
-      </w:r>
-      <w:proofErr w:type="gramStart"/>
-      <w:r>
-        <w:t>pods,svc</w:t>
-      </w:r>
-      <w:proofErr w:type="gramEnd"/>
-      <w:r>
-        <w:t xml:space="preserve"> - deployment status]</w:t>
-      </w:r>
-    </w:p>
-    <w:p>
-      <w:r>
-        <w:t>[MISSING: k8s_predict.png - /predict via the Kubernetes LoadBalancer]</w:t>
+        <w:rPr>
+          <w:i/>
+        </w:rPr>
+        <w:t>t, deployment status</w:t>
       </w:r>
     </w:p>
     <w:p>
